--- a/docs/AI-Workflow-CLI-Usage-ZH.docx
+++ b/docs/AI-Workflow-CLI-Usage-ZH.docx
@@ -29,7 +29,7 @@
     </w:p>
     <w:p>
       <w:r>
-        <w:t>AI Workflow CLI（命令名：`awf`）用于给任何 Git 项目挂上一层本地专用的 AI 开发工作流，同时保证正式发布版本保持干净。</w:t>
+        <w:t>AI Workflow CLI（命令名：`awf`）用于给任何 Git 项目挂上一层本地专用 AI 工作流，同时让正式发布版本保持干净。</w:t>
       </w:r>
     </w:p>
     <w:p/>
@@ -76,7 +76,7 @@
         <w:pStyle w:val="Heading2"/>
       </w:pPr>
       <w:r>
-        <w:t>2. 核心特点</w:t>
+        <w:t>2. 0.3.0 核心升级</w:t>
       </w:r>
     </w:p>
     <w:p>
@@ -84,7 +84,7 @@
         <w:pStyle w:val="ListBullet"/>
       </w:pPr>
       <w:r>
-        <w:t>自动生成 `.ai-workflow/` 工作流目录</w:t>
+        <w:t>新增 `awf release`，可生成正式发布包目录和发布说明</w:t>
       </w:r>
     </w:p>
     <w:p>
@@ -92,7 +92,7 @@
         <w:pStyle w:val="ListBullet"/>
       </w:pPr>
       <w:r>
-        <w:t>自动生成项目上下文、任务、决策、会话日志、下一步动作等文档</w:t>
+        <w:t>更强项目识别：支持 monorepo / pnpm workspace / Turborepo / Next.js / Go / Rust 等</w:t>
       </w:r>
     </w:p>
     <w:p>
@@ -100,7 +100,7 @@
         <w:pStyle w:val="ListBullet"/>
       </w:pPr>
       <w:r>
-        <w:t>默认写入 `.git/info/exclude`，避免污染上游仓库</w:t>
+        <w:t>强化 `awf doctor`，检查工作流文件、git exclude、hooks、VS Code、pre-commit、安装产物</w:t>
       </w:r>
     </w:p>
     <w:p>
@@ -108,7 +108,7 @@
         <w:pStyle w:val="ListBullet"/>
       </w:pPr>
       <w:r>
-        <w:t>支持导出不带 AI 工作流的正式版本</w:t>
+        <w:t>新增 `awf completion`，支持 bash / zsh / fish</w:t>
       </w:r>
     </w:p>
     <w:p>
@@ -116,7 +116,7 @@
         <w:pStyle w:val="ListBullet"/>
       </w:pPr>
       <w:r>
-        <w:t>支持 git hooks，在 checkout / merge 后自动刷新工作流</w:t>
+        <w:t>`awf hooks --with-pre-commit` 支持团队式接入</w:t>
       </w:r>
     </w:p>
     <w:p/>
@@ -129,8 +129,16 @@
       </w:r>
     </w:p>
     <w:p>
+      <w:pPr>
+        <w:pStyle w:val="Heading3"/>
+      </w:pPr>
       <w:r>
-        <w:t>```</w:t>
+        <w:t>开发安装</w:t>
+      </w:r>
+    </w:p>
+    <w:p>
+      <w:r>
+        <w:t>```bash</w:t>
       </w:r>
     </w:p>
     <w:p>
@@ -155,8 +163,21 @@
     </w:p>
     <w:p/>
     <w:p>
+      <w:pPr>
+        <w:pStyle w:val="Heading3"/>
+      </w:pPr>
       <w:r>
-        <w:t>安装后可直接使用：</w:t>
+        <w:t>未来公开后推荐安装</w:t>
+      </w:r>
+    </w:p>
+    <w:p>
+      <w:r>
+        <w:t>```bash</w:t>
+      </w:r>
+    </w:p>
+    <w:p>
+      <w:r>
+        <w:t>pipx install ai-workflow-cli</w:t>
       </w:r>
     </w:p>
     <w:p>
@@ -164,9 +185,23 @@
         <w:t>```</w:t>
       </w:r>
     </w:p>
+    <w:p/>
+    <w:p>
+      <w:pPr>
+        <w:pStyle w:val="Heading3"/>
+      </w:pPr>
+      <w:r>
+        <w:t>从 release 安装</w:t>
+      </w:r>
+    </w:p>
     <w:p>
       <w:r>
-        <w:t>awf --help</w:t>
+        <w:t>```bash</w:t>
+      </w:r>
+    </w:p>
+    <w:p>
+      <w:r>
+        <w:t>pip install ai_workflow_cli-0.3.0-py3-none-any.whl</w:t>
       </w:r>
     </w:p>
     <w:p>
@@ -193,12 +228,17 @@
     </w:p>
     <w:p>
       <w:r>
-        <w:t>```</w:t>
+        <w:t>```bash</w:t>
       </w:r>
     </w:p>
     <w:p>
       <w:r>
         <w:t>awf init</w:t>
+      </w:r>
+    </w:p>
+    <w:p>
+      <w:r>
+        <w:t>awf init --with-vscode</w:t>
       </w:r>
     </w:p>
     <w:p>
@@ -217,12 +257,17 @@
     </w:p>
     <w:p>
       <w:r>
-        <w:t>```</w:t>
+        <w:t>```bash</w:t>
       </w:r>
     </w:p>
     <w:p>
       <w:r>
         <w:t>awf adopt</w:t>
+      </w:r>
+    </w:p>
+    <w:p>
+      <w:r>
+        <w:t>awf adopt --with-vscode</w:t>
       </w:r>
     </w:p>
     <w:p>
@@ -241,7 +286,7 @@
     </w:p>
     <w:p>
       <w:r>
-        <w:t>```</w:t>
+        <w:t>```bash</w:t>
       </w:r>
     </w:p>
     <w:p>
@@ -265,36 +310,12 @@
         <w:pStyle w:val="Heading3"/>
       </w:pPr>
       <w:r>
-        <w:t>查看当前状态</w:t>
+        <w:t>健康检查</w:t>
       </w:r>
     </w:p>
     <w:p>
       <w:r>
-        <w:t>```</w:t>
-      </w:r>
-    </w:p>
-    <w:p>
-      <w:r>
-        <w:t>awf status</w:t>
-      </w:r>
-    </w:p>
-    <w:p>
-      <w:r>
-        <w:t>```</w:t>
-      </w:r>
-    </w:p>
-    <w:p/>
-    <w:p>
-      <w:pPr>
-        <w:pStyle w:val="Heading3"/>
-      </w:pPr>
-      <w:r>
-        <w:t>检查工作流是否健康</w:t>
-      </w:r>
-    </w:p>
-    <w:p>
-      <w:r>
-        <w:t>```</w:t>
+        <w:t>```bash</w:t>
       </w:r>
     </w:p>
     <w:p>
@@ -318,7 +339,7 @@
     </w:p>
     <w:p>
       <w:r>
-        <w:t>```</w:t>
+        <w:t>```bash</w:t>
       </w:r>
     </w:p>
     <w:p>
@@ -337,7 +358,17 @@
         <w:pStyle w:val="Heading3"/>
       </w:pPr>
       <w:r>
-        <w:t>安装自动同步 hooks</w:t>
+        <w:t>创建 0.3.0 发布包</w:t>
+      </w:r>
+    </w:p>
+    <w:p>
+      <w:r>
+        <w:t>```bash</w:t>
+      </w:r>
+    </w:p>
+    <w:p>
+      <w:r>
+        <w:t>awf release --version 0.3.0</w:t>
       </w:r>
     </w:p>
     <w:p>
@@ -345,9 +376,47 @@
         <w:t>```</w:t>
       </w:r>
     </w:p>
+    <w:p/>
+    <w:p>
+      <w:pPr>
+        <w:pStyle w:val="Heading3"/>
+      </w:pPr>
+      <w:r>
+        <w:t>安装 hooks 和 pre-commit</w:t>
+      </w:r>
+    </w:p>
     <w:p>
       <w:r>
-        <w:t>awf hooks</w:t>
+        <w:t>```bash</w:t>
+      </w:r>
+    </w:p>
+    <w:p>
+      <w:r>
+        <w:t>awf hooks --with-pre-commit</w:t>
+      </w:r>
+    </w:p>
+    <w:p>
+      <w:r>
+        <w:t>```</w:t>
+      </w:r>
+    </w:p>
+    <w:p/>
+    <w:p>
+      <w:pPr>
+        <w:pStyle w:val="Heading3"/>
+      </w:pPr>
+      <w:r>
+        <w:t>输出 shell completion</w:t>
+      </w:r>
+    </w:p>
+    <w:p>
+      <w:r>
+        <w:t>```bash</w:t>
+      </w:r>
+    </w:p>
+    <w:p>
+      <w:r>
+        <w:t>awf completion zsh</w:t>
       </w:r>
     </w:p>
     <w:p>
@@ -361,12 +430,12 @@
         <w:pStyle w:val="Heading2"/>
       </w:pPr>
       <w:r>
-        <w:t>5. 生成后的目录</w:t>
+        <w:t>5. 生成目录</w:t>
       </w:r>
     </w:p>
     <w:p>
       <w:r>
-        <w:t>```</w:t>
+        <w:t>```text</w:t>
       </w:r>
     </w:p>
     <w:p>
@@ -455,32 +524,62 @@
         <w:pStyle w:val="Heading2"/>
       </w:pPr>
       <w:r>
-        <w:t>6. 推荐工作流</w:t>
+        <w:t>6. VS Code 自动接入</w:t>
       </w:r>
     </w:p>
     <w:p>
       <w:r>
-        <w:t>1. 进入项目先运行 `awf adopt` 或 `awf init`</w:t>
+        <w:t>使用：</w:t>
       </w:r>
     </w:p>
     <w:p>
       <w:r>
-        <w:t>2. 让 AI 先读 `.ai-workflow/` 里的共享文档</w:t>
+        <w:t>```bash</w:t>
       </w:r>
     </w:p>
     <w:p>
       <w:r>
-        <w:t>3. 干活前看 `NEXT_ACTION.md`</w:t>
+        <w:t>awf adopt --with-vscode</w:t>
       </w:r>
     </w:p>
     <w:p>
       <w:r>
-        <w:t>4. 每完成一个阶段执行 `awf sync --note "本次完成内容"`</w:t>
+        <w:t>```</w:t>
       </w:r>
     </w:p>
     <w:p>
       <w:r>
-        <w:t>5. 发布正式版本前执行 `awf export`</w:t>
+        <w:t>会自动生成：</w:t>
+      </w:r>
+    </w:p>
+    <w:p>
+      <w:pPr>
+        <w:pStyle w:val="ListBullet"/>
+      </w:pPr>
+      <w:r>
+        <w:t>`.vscode/tasks.json`</w:t>
+      </w:r>
+    </w:p>
+    <w:p>
+      <w:pPr>
+        <w:pStyle w:val="ListBullet"/>
+      </w:pPr>
+      <w:r>
+        <w:t>`.vscode/settings.json`</w:t>
+      </w:r>
+    </w:p>
+    <w:p>
+      <w:pPr>
+        <w:pStyle w:val="ListBullet"/>
+      </w:pPr>
+      <w:r>
+        <w:t>`.vscode/extensions.json`</w:t>
+      </w:r>
+    </w:p>
+    <w:p/>
+    <w:p>
+      <w:r>
+        <w:t>并在打开工作区时自动触发 `awf sync`。</w:t>
       </w:r>
     </w:p>
     <w:p/>
@@ -489,7 +588,7 @@
         <w:pStyle w:val="Heading2"/>
       </w:pPr>
       <w:r>
-        <w:t>7. 正式版本与开发版本分离</w:t>
+        <w:t>7. 正式版与开发版分离</w:t>
       </w:r>
     </w:p>
     <w:p>
@@ -507,7 +606,7 @@
         <w:pStyle w:val="ListBullet"/>
       </w:pPr>
       <w:r>
-        <w:t>本地开发阶段可以持续使用 AI 工作流</w:t>
+        <w:t>本地开发阶段持续使用 AI 工作流</w:t>
       </w:r>
     </w:p>
     <w:p>
@@ -515,7 +614,7 @@
         <w:pStyle w:val="ListBullet"/>
       </w:pPr>
       <w:r>
-        <w:t>GitHub 正式仓库不会自动带上这套内部工作流</w:t>
+        <w:t>上游仓库不会自动混入内部工作流文件</w:t>
       </w:r>
     </w:p>
     <w:p>
@@ -523,7 +622,7 @@
         <w:pStyle w:val="ListBullet"/>
       </w:pPr>
       <w:r>
-        <w:t>`awf export` 导出的版本不包含 `.ai-workflow/`</w:t>
+        <w:t>`awf export` 和 `awf release` 的正式产物不包含 `.ai-workflow/`</w:t>
       </w:r>
     </w:p>
     <w:p/>
@@ -553,7 +652,7 @@
         <w:pStyle w:val="ListBullet"/>
       </w:pPr>
       <w:r>
-        <w:t>Node / React / Vite 风格项目接管</w:t>
+        <w:t>Node / React / Vite / Next.js / pnpm workspace / Turborepo 风格项目识别</w:t>
       </w:r>
     </w:p>
     <w:p>
@@ -561,7 +660,7 @@
         <w:pStyle w:val="ListBullet"/>
       </w:pPr>
       <w:r>
-        <w:t>Python / FastAPI 风格项目接管</w:t>
+        <w:t>Python / FastAPI 项目识别</w:t>
       </w:r>
     </w:p>
     <w:p>
@@ -569,7 +668,7 @@
         <w:pStyle w:val="ListBullet"/>
       </w:pPr>
       <w:r>
-        <w:t>sync、doctor、export、hooks 命令基础可用</w:t>
+        <w:t>Go 项目识别</w:t>
       </w:r>
     </w:p>
     <w:p>
@@ -577,7 +676,7 @@
         <w:pStyle w:val="ListBullet"/>
       </w:pPr>
       <w:r>
-        <w:t>本地 pytest 测试通过</w:t>
+        <w:t>`sync`、`doctor`、`export`、`release`、`hooks`、`completion` 基础可用</w:t>
       </w:r>
     </w:p>
     <w:p>
@@ -585,7 +684,23 @@
         <w:pStyle w:val="ListBullet"/>
       </w:pPr>
       <w:r>
-        <w:t>GitHub Actions 已配置 Python 3.11 / 3.12 CI</w:t>
+        <w:t>本地 pytest 通过</w:t>
+      </w:r>
+    </w:p>
+    <w:p>
+      <w:pPr>
+        <w:pStyle w:val="ListBullet"/>
+      </w:pPr>
+      <w:r>
+        <w:t>wheel 安装验证通过</w:t>
+      </w:r>
+    </w:p>
+    <w:p>
+      <w:pPr>
+        <w:pStyle w:val="ListBullet"/>
+      </w:pPr>
+      <w:r>
+        <w:t>GitHub Actions Python 3.11 / 3.12 通过</w:t>
       </w:r>
     </w:p>
     <w:p/>
@@ -648,7 +763,7 @@
         <w:pStyle w:val="Heading2"/>
       </w:pPr>
       <w:r>
-        <w:t>10. 后续建议</w:t>
+        <w:t>10. 下一步建议</w:t>
       </w:r>
     </w:p>
     <w:p>
@@ -661,7 +776,15 @@
         <w:pStyle w:val="ListBullet"/>
       </w:pPr>
       <w:r>
-        <w:t>VS Code 插件</w:t>
+        <w:t>PyPI 发布</w:t>
+      </w:r>
+    </w:p>
+    <w:p>
+      <w:pPr>
+        <w:pStyle w:val="ListBullet"/>
+      </w:pPr>
+      <w:r>
+        <w:t>pipx 正式安装流</w:t>
       </w:r>
     </w:p>
     <w:p>
@@ -677,7 +800,7 @@
         <w:pStyle w:val="ListBullet"/>
       </w:pPr>
       <w:r>
-        <w:t>版本发布命令 `awf release`</w:t>
+        <w:t>更深 monorepo 识别</w:t>
       </w:r>
     </w:p>
     <w:p>
@@ -685,7 +808,7 @@
         <w:pStyle w:val="ListBullet"/>
       </w:pPr>
       <w:r>
-        <w:t>更强的项目结构识别能力</w:t>
+        <w:t>更多编辑器入口层</w:t>
       </w:r>
     </w:p>
     <w:sectPr>

--- a/docs/AI-Workflow-CLI-Usage-ZH.docx
+++ b/docs/AI-Workflow-CLI-Usage-ZH.docx
@@ -76,7 +76,7 @@
         <w:pStyle w:val="Heading2"/>
       </w:pPr>
       <w:r>
-        <w:t>2. 0.3.0 核心升级</w:t>
+        <w:t>2. 0.4.0 核心升级</w:t>
       </w:r>
     </w:p>
     <w:p>
@@ -84,7 +84,7 @@
         <w:pStyle w:val="ListBullet"/>
       </w:pPr>
       <w:r>
-        <w:t>新增 `awf release`，可生成正式发布包目录和发布说明</w:t>
+        <w:t>新增 `awf watch`，开发时本地轮询文件变化并自动 sync</w:t>
       </w:r>
     </w:p>
     <w:p>
@@ -92,7 +92,7 @@
         <w:pStyle w:val="ListBullet"/>
       </w:pPr>
       <w:r>
-        <w:t>更强项目识别：支持 monorepo / pnpm workspace / Turborepo / Next.js / Go / Rust 等</w:t>
+        <w:t>新增 C / C++ 识别（含 CMake 项目）</w:t>
       </w:r>
     </w:p>
     <w:p>
@@ -100,7 +100,7 @@
         <w:pStyle w:val="ListBullet"/>
       </w:pPr>
       <w:r>
-        <w:t>强化 `awf doctor`，检查工作流文件、git exclude、hooks、VS Code、pre-commit、安装产物</w:t>
+        <w:t>强化 Rust / Python / Node / monorepo / pnpm workspace / Turborepo 识别</w:t>
       </w:r>
     </w:p>
     <w:p>
@@ -108,7 +108,7 @@
         <w:pStyle w:val="ListBullet"/>
       </w:pPr>
       <w:r>
-        <w:t>新增 `awf completion`，支持 bash / zsh / fish</w:t>
+        <w:t>`awf release` 现在会生成 `MANIFEST.json`</w:t>
       </w:r>
     </w:p>
     <w:p>
@@ -116,7 +116,7 @@
         <w:pStyle w:val="ListBullet"/>
       </w:pPr>
       <w:r>
-        <w:t>`awf hooks --with-pre-commit` 支持团队式接入</w:t>
+        <w:t>为后续对外公开展示补齐产品化文案和结构</w:t>
       </w:r>
     </w:p>
     <w:p/>
@@ -125,7 +125,218 @@
         <w:pStyle w:val="Heading2"/>
       </w:pPr>
       <w:r>
-        <w:t>3. 安装</w:t>
+        <w:t>3. 当前支持的语言 / 项目类型</w:t>
+      </w:r>
+    </w:p>
+    <w:p>
+      <w:pPr>
+        <w:pStyle w:val="Heading3"/>
+      </w:pPr>
+      <w:r>
+        <w:t>Web / 应用 / 服务</w:t>
+      </w:r>
+    </w:p>
+    <w:p>
+      <w:pPr>
+        <w:pStyle w:val="ListBullet"/>
+      </w:pPr>
+      <w:r>
+        <w:t>npm / pnpm / yarn / bun</w:t>
+      </w:r>
+    </w:p>
+    <w:p>
+      <w:pPr>
+        <w:pStyle w:val="ListBullet"/>
+      </w:pPr>
+      <w:r>
+        <w:t>React</w:t>
+      </w:r>
+    </w:p>
+    <w:p>
+      <w:pPr>
+        <w:pStyle w:val="ListBullet"/>
+      </w:pPr>
+      <w:r>
+        <w:t>Next.js</w:t>
+      </w:r>
+    </w:p>
+    <w:p>
+      <w:pPr>
+        <w:pStyle w:val="ListBullet"/>
+      </w:pPr>
+      <w:r>
+        <w:t>Vite</w:t>
+      </w:r>
+    </w:p>
+    <w:p>
+      <w:pPr>
+        <w:pStyle w:val="ListBullet"/>
+      </w:pPr>
+      <w:r>
+        <w:t>Vue</w:t>
+      </w:r>
+    </w:p>
+    <w:p>
+      <w:pPr>
+        <w:pStyle w:val="ListBullet"/>
+      </w:pPr>
+      <w:r>
+        <w:t>Nuxt</w:t>
+      </w:r>
+    </w:p>
+    <w:p>
+      <w:pPr>
+        <w:pStyle w:val="ListBullet"/>
+      </w:pPr>
+      <w:r>
+        <w:t>Svelte / SvelteKit</w:t>
+      </w:r>
+    </w:p>
+    <w:p>
+      <w:pPr>
+        <w:pStyle w:val="ListBullet"/>
+      </w:pPr>
+      <w:r>
+        <w:t>Express</w:t>
+      </w:r>
+    </w:p>
+    <w:p>
+      <w:pPr>
+        <w:pStyle w:val="ListBullet"/>
+      </w:pPr>
+      <w:r>
+        <w:t>NestJS</w:t>
+      </w:r>
+    </w:p>
+    <w:p>
+      <w:pPr>
+        <w:pStyle w:val="ListBullet"/>
+      </w:pPr>
+      <w:r>
+        <w:t>monorepo / pnpm workspace / Turborepo / Nx 信号</w:t>
+      </w:r>
+    </w:p>
+    <w:p/>
+    <w:p>
+      <w:pPr>
+        <w:pStyle w:val="Heading3"/>
+      </w:pPr>
+      <w:r>
+        <w:t>Python</w:t>
+      </w:r>
+    </w:p>
+    <w:p>
+      <w:pPr>
+        <w:pStyle w:val="ListBullet"/>
+      </w:pPr>
+      <w:r>
+        <w:t>pip</w:t>
+      </w:r>
+    </w:p>
+    <w:p>
+      <w:pPr>
+        <w:pStyle w:val="ListBullet"/>
+      </w:pPr>
+      <w:r>
+        <w:t>poetry</w:t>
+      </w:r>
+    </w:p>
+    <w:p>
+      <w:pPr>
+        <w:pStyle w:val="ListBullet"/>
+      </w:pPr>
+      <w:r>
+        <w:t>uv</w:t>
+      </w:r>
+    </w:p>
+    <w:p>
+      <w:pPr>
+        <w:pStyle w:val="ListBullet"/>
+      </w:pPr>
+      <w:r>
+        <w:t>FastAPI</w:t>
+      </w:r>
+    </w:p>
+    <w:p>
+      <w:pPr>
+        <w:pStyle w:val="ListBullet"/>
+      </w:pPr>
+      <w:r>
+        <w:t>Django</w:t>
+      </w:r>
+    </w:p>
+    <w:p>
+      <w:pPr>
+        <w:pStyle w:val="ListBullet"/>
+      </w:pPr>
+      <w:r>
+        <w:t>Flask</w:t>
+      </w:r>
+    </w:p>
+    <w:p>
+      <w:pPr>
+        <w:pStyle w:val="ListBullet"/>
+      </w:pPr>
+      <w:r>
+        <w:t>Streamlit</w:t>
+      </w:r>
+    </w:p>
+    <w:p/>
+    <w:p>
+      <w:pPr>
+        <w:pStyle w:val="Heading3"/>
+      </w:pPr>
+      <w:r>
+        <w:t>系统 / 编译型语言</w:t>
+      </w:r>
+    </w:p>
+    <w:p>
+      <w:pPr>
+        <w:pStyle w:val="ListBullet"/>
+      </w:pPr>
+      <w:r>
+        <w:t>Go</w:t>
+      </w:r>
+    </w:p>
+    <w:p>
+      <w:pPr>
+        <w:pStyle w:val="ListBullet"/>
+      </w:pPr>
+      <w:r>
+        <w:t>Rust</w:t>
+      </w:r>
+    </w:p>
+    <w:p>
+      <w:pPr>
+        <w:pStyle w:val="ListBullet"/>
+      </w:pPr>
+      <w:r>
+        <w:t>C</w:t>
+      </w:r>
+    </w:p>
+    <w:p>
+      <w:pPr>
+        <w:pStyle w:val="ListBullet"/>
+      </w:pPr>
+      <w:r>
+        <w:t>C++</w:t>
+      </w:r>
+    </w:p>
+    <w:p>
+      <w:pPr>
+        <w:pStyle w:val="ListBullet"/>
+      </w:pPr>
+      <w:r>
+        <w:t>CMake 风格 C/C++ 项目</w:t>
+      </w:r>
+    </w:p>
+    <w:p/>
+    <w:p>
+      <w:pPr>
+        <w:pStyle w:val="Heading2"/>
+      </w:pPr>
+      <w:r>
+        <w:t>4. 安装</w:t>
       </w:r>
     </w:p>
     <w:p>
@@ -167,6 +378,30 @@
         <w:pStyle w:val="Heading3"/>
       </w:pPr>
       <w:r>
+        <w:t>从 release 安装</w:t>
+      </w:r>
+    </w:p>
+    <w:p>
+      <w:r>
+        <w:t>```bash</w:t>
+      </w:r>
+    </w:p>
+    <w:p>
+      <w:r>
+        <w:t>pip install ai_workflow_cli-0.4.0-py3-none-any.whl</w:t>
+      </w:r>
+    </w:p>
+    <w:p>
+      <w:r>
+        <w:t>```</w:t>
+      </w:r>
+    </w:p>
+    <w:p/>
+    <w:p>
+      <w:pPr>
+        <w:pStyle w:val="Heading3"/>
+      </w:pPr>
+      <w:r>
         <w:t>未来公开后推荐安装</w:t>
       </w:r>
     </w:p>
@@ -188,34 +423,10 @@
     <w:p/>
     <w:p>
       <w:pPr>
-        <w:pStyle w:val="Heading3"/>
-      </w:pPr>
-      <w:r>
-        <w:t>从 release 安装</w:t>
-      </w:r>
-    </w:p>
-    <w:p>
-      <w:r>
-        <w:t>```bash</w:t>
-      </w:r>
-    </w:p>
-    <w:p>
-      <w:r>
-        <w:t>pip install ai_workflow_cli-0.3.0-py3-none-any.whl</w:t>
-      </w:r>
-    </w:p>
-    <w:p>
-      <w:r>
-        <w:t>```</w:t>
-      </w:r>
-    </w:p>
-    <w:p/>
-    <w:p>
-      <w:pPr>
         <w:pStyle w:val="Heading2"/>
       </w:pPr>
       <w:r>
-        <w:t>4. 典型命令</w:t>
+        <w:t>5. 典型命令</w:t>
       </w:r>
     </w:p>
     <w:p>
@@ -310,6 +521,30 @@
         <w:pStyle w:val="Heading3"/>
       </w:pPr>
       <w:r>
+        <w:t>监听开发过程中的文件变化</w:t>
+      </w:r>
+    </w:p>
+    <w:p>
+      <w:r>
+        <w:t>```bash</w:t>
+      </w:r>
+    </w:p>
+    <w:p>
+      <w:r>
+        <w:t>awf watch --duration 60 --interval 1</w:t>
+      </w:r>
+    </w:p>
+    <w:p>
+      <w:r>
+        <w:t>```</w:t>
+      </w:r>
+    </w:p>
+    <w:p/>
+    <w:p>
+      <w:pPr>
+        <w:pStyle w:val="Heading3"/>
+      </w:pPr>
+      <w:r>
         <w:t>健康检查</w:t>
       </w:r>
     </w:p>
@@ -358,7 +593,7 @@
         <w:pStyle w:val="Heading3"/>
       </w:pPr>
       <w:r>
-        <w:t>创建 0.3.0 发布包</w:t>
+        <w:t>创建正式发布包目录</w:t>
       </w:r>
     </w:p>
     <w:p>
@@ -368,7 +603,7 @@
     </w:p>
     <w:p>
       <w:r>
-        <w:t>awf release --version 0.3.0</w:t>
+        <w:t>awf release --version 0.4.0</w:t>
       </w:r>
     </w:p>
     <w:p>
@@ -430,7 +665,7 @@
         <w:pStyle w:val="Heading2"/>
       </w:pPr>
       <w:r>
-        <w:t>5. 生成目录</w:t>
+        <w:t>6. 生成目录</w:t>
       </w:r>
     </w:p>
     <w:p>
@@ -524,7 +759,7 @@
         <w:pStyle w:val="Heading2"/>
       </w:pPr>
       <w:r>
-        <w:t>6. VS Code 自动接入</w:t>
+        <w:t>7. VS Code 自动接入</w:t>
       </w:r>
     </w:p>
     <w:p>
@@ -588,7 +823,7 @@
         <w:pStyle w:val="Heading2"/>
       </w:pPr>
       <w:r>
-        <w:t>7. 正式版与开发版分离</w:t>
+        <w:t>8. 正式版与开发版分离</w:t>
       </w:r>
     </w:p>
     <w:p>
@@ -631,7 +866,7 @@
         <w:pStyle w:val="Heading2"/>
       </w:pPr>
       <w:r>
-        <w:t>8. 当前验证情况</w:t>
+        <w:t>9. 当前验证情况</w:t>
       </w:r>
     </w:p>
     <w:p>
@@ -668,7 +903,7 @@
         <w:pStyle w:val="ListBullet"/>
       </w:pPr>
       <w:r>
-        <w:t>Go 项目识别</w:t>
+        <w:t>Go / Rust 项目识别</w:t>
       </w:r>
     </w:p>
     <w:p>
@@ -676,7 +911,15 @@
         <w:pStyle w:val="ListBullet"/>
       </w:pPr>
       <w:r>
-        <w:t>`sync`、`doctor`、`export`、`release`、`hooks`、`completion` 基础可用</w:t>
+        <w:t>C / C++ / CMake 项目识别</w:t>
+      </w:r>
+    </w:p>
+    <w:p>
+      <w:pPr>
+        <w:pStyle w:val="ListBullet"/>
+      </w:pPr>
+      <w:r>
+        <w:t>`sync`、`watch`、`doctor`、`export`、`release`、`hooks`、`completion` 基础可用</w:t>
       </w:r>
     </w:p>
     <w:p>
@@ -709,7 +952,7 @@
         <w:pStyle w:val="Heading2"/>
       </w:pPr>
       <w:r>
-        <w:t>9. 适用模型</w:t>
+        <w:t>10. 适用模型</w:t>
       </w:r>
     </w:p>
     <w:p>
@@ -763,7 +1006,7 @@
         <w:pStyle w:val="Heading2"/>
       </w:pPr>
       <w:r>
-        <w:t>10. 下一步建议</w:t>
+        <w:t>11. 下一步建议</w:t>
       </w:r>
     </w:p>
     <w:p>
@@ -792,7 +1035,7 @@
         <w:pStyle w:val="ListBullet"/>
       </w:pPr>
       <w:r>
-        <w:t>文件监听自动 sync</w:t>
+        <w:t>更智能 watcher / 后台守护</w:t>
       </w:r>
     </w:p>
     <w:p>
@@ -800,7 +1043,7 @@
         <w:pStyle w:val="ListBullet"/>
       </w:pPr>
       <w:r>
-        <w:t>更深 monorepo 识别</w:t>
+        <w:t>更深 monorepo 感知</w:t>
       </w:r>
     </w:p>
     <w:p>
